--- a/La_Puerta_Informes/informes/I_Estudio_Paralelo_Investigacion.docx
+++ b/La_Puerta_Informes/informes/I_Estudio_Paralelo_Investigacion.docx
@@ -912,6 +912,86 @@
           <w:rFonts w:ascii="Calibri" w:hAnsi="Calibri" w:eastAsia="Calibri"/>
         </w:rPr>
         <w:t>El texto tiene cinco partes: la Introducción (qué es un estudio paralelo y las ideas principales); el Desarrollo (cómo lo hicimos, las cinco comparaciones, las consecuencias y las acciones); la Conclusión (lo aprendido y lo que falta revisar); las Referencias; y los Anexos (las búsquedas realizadas y la declaración de uso de Inteligencia Artificial).</w:t>
+      </w:r>
+    </w:p>
+    <w:tbl>
+      <w:tblPr>
+        <w:tblW w:type="dxa" w:w="9355"/>
+        <w:tblBorders>
+          <w:top w:val="nil"/>
+          <w:left w:val="nil"/>
+          <w:bottom w:val="nil"/>
+          <w:right w:val="nil"/>
+          <w:insideH w:val="nil"/>
+          <w:insideV w:val="nil"/>
+        </w:tblBorders>
+        <w:tblLayout w:type="fixed"/>
+        <w:tblLook w:firstColumn="1" w:firstRow="1" w:lastColumn="0" w:lastRow="0" w:noHBand="0" w:noVBand="1" w:val="04A0"/>
+      </w:tblPr>
+      <w:tblGrid>
+        <w:gridCol w:w="9355"/>
+      </w:tblGrid>
+      <w:tr>
+        <w:trPr>
+          <w:cantSplit/>
+        </w:trPr>
+        <w:tc>
+          <w:tcPr>
+            <w:tcW w:type="dxa" w:w="9354"/>
+            <w:tcBorders>
+              <w:top w:val="nil"/>
+              <w:left w:val="single" w:sz="32" w:color="FFB800"/>
+              <w:bottom w:val="nil"/>
+              <w:right w:val="nil"/>
+            </w:tcBorders>
+            <w:shd w:val="clear" w:color="auto" w:fill="EEEEEE"/>
+            <w:tcMar>
+              <w:top w:w="120" w:type="dxa"/>
+              <w:left w:w="220" w:type="dxa"/>
+              <w:bottom w:w="120" w:type="dxa"/>
+              <w:right w:w="160" w:type="dxa"/>
+            </w:tcMar>
+          </w:tcPr>
+          <w:p>
+            <w:pPr>
+              <w:spacing w:after="60" w:before="0" w:line="276" w:lineRule="auto"/>
+              <w:jc w:val="left"/>
+            </w:pPr>
+            <w:r>
+              <w:rPr>
+                <w:rFonts w:ascii="Calibri" w:hAnsi="Calibri" w:eastAsia="Calibri"/>
+                <w:b/>
+                <w:color w:val="1A1A1A"/>
+                <w:sz w:val="21"/>
+              </w:rPr>
+              <w:t>Uso de Inteligencia Artificial</w:t>
+            </w:r>
+          </w:p>
+          <w:p>
+            <w:pPr>
+              <w:spacing w:after="60" w:before="0" w:line="276" w:lineRule="auto"/>
+              <w:jc w:val="left"/>
+            </w:pPr>
+            <w:r>
+              <w:rPr>
+                <w:rFonts w:ascii="Calibri" w:hAnsi="Calibri" w:eastAsia="Calibri"/>
+                <w:sz w:val="20"/>
+              </w:rPr>
+              <w:t>Este documento se elaboró con apoyo de IA (Claude, Anthropic). En los Anexos se detalla qué hizo la herramienta y qué debe revisar una persona, y en las Referencias se indica qué fuentes están verificadas.</w:t>
+            </w:r>
+          </w:p>
+        </w:tc>
+      </w:tr>
+    </w:tbl>
+    <w:p>
+      <w:pPr>
+        <w:spacing w:after="200" w:line="240" w:lineRule="auto"/>
+      </w:pPr>
+      <w:r>
+        <w:rPr>
+          <w:sz w:val="8"/>
+        </w:rPr>
+        <w:t xml:space="preserve"> </w:t>
       </w:r>
     </w:p>
     <w:p>
@@ -6967,6 +7047,643 @@
         <w:t>Declaración sobre el uso de Inteligencia Artificial</w:t>
       </w:r>
     </w:p>
+    <w:p>
+      <w:r>
+        <w:rPr>
+          <w:rFonts w:ascii="Calibri" w:hAnsi="Calibri" w:eastAsia="Calibri"/>
+          <w:sz w:val="21"/>
+        </w:rPr>
+        <w:t xml:space="preserve">Este documento se elaboró con apoyo de </w:t>
+      </w:r>
+      <w:r>
+        <w:rPr>
+          <w:rFonts w:ascii="Calibri" w:hAnsi="Calibri" w:eastAsia="Calibri"/>
+          <w:b/>
+          <w:sz w:val="21"/>
+        </w:rPr>
+        <w:t>Claude (Anthropic)</w:t>
+      </w:r>
+      <w:r>
+        <w:rPr>
+          <w:rFonts w:ascii="Calibri" w:hAnsi="Calibri" w:eastAsia="Calibri"/>
+          <w:sz w:val="21"/>
+        </w:rPr>
+        <w:t>, un modelo de Inteligencia Artificial generativa, entre octubre de 2026. A continuación se indica con transparencia qué hizo la herramienta y qué debe revisar una persona.</w:t>
+      </w:r>
+    </w:p>
+    <w:tbl>
+      <w:tblPr>
+        <w:tblW w:type="dxa" w:w="9355"/>
+        <w:jc w:val="center"/>
+        <w:tblBorders>
+          <w:top w:val="single" w:sz="4" w:space="0" w:color="CCCCCC"/>
+          <w:left w:val="single" w:sz="4" w:space="0" w:color="CCCCCC"/>
+          <w:bottom w:val="single" w:sz="4" w:space="0" w:color="CCCCCC"/>
+          <w:right w:val="single" w:sz="4" w:space="0" w:color="CCCCCC"/>
+          <w:insideH w:val="single" w:sz="4" w:space="0" w:color="CCCCCC"/>
+          <w:insideV w:val="single" w:sz="4" w:space="0" w:color="CCCCCC"/>
+        </w:tblBorders>
+        <w:tblLayout w:type="fixed"/>
+        <w:tblLook w:firstColumn="1" w:firstRow="1" w:lastColumn="0" w:lastRow="0" w:noHBand="0" w:noVBand="1" w:val="04A0"/>
+      </w:tblPr>
+      <w:tblGrid>
+        <w:gridCol w:w="1927"/>
+        <w:gridCol w:w="3969"/>
+        <w:gridCol w:w="3458"/>
+      </w:tblGrid>
+      <w:tr>
+        <w:trPr>
+          <w:tblHeader w:val="true"/>
+        </w:trPr>
+        <w:tc>
+          <w:tcPr>
+            <w:tcW w:type="dxa" w:w="1928"/>
+            <w:shd w:val="clear" w:color="auto" w:fill="1A1A1A"/>
+            <w:tcMar>
+              <w:top w:w="70" w:type="dxa"/>
+              <w:left w:w="90" w:type="dxa"/>
+              <w:bottom w:w="70" w:type="dxa"/>
+              <w:right w:w="90" w:type="dxa"/>
+            </w:tcMar>
+          </w:tcPr>
+          <w:p>
+            <w:pPr>
+              <w:spacing w:after="0" w:before="0" w:line="240" w:lineRule="auto"/>
+              <w:jc w:val="left"/>
+            </w:pPr>
+            <w:r>
+              <w:rPr>
+                <w:rFonts w:ascii="Calibri" w:hAnsi="Calibri" w:eastAsia="Calibri"/>
+                <w:b/>
+                <w:color w:val="FFFFFF"/>
+                <w:sz w:val="17"/>
+              </w:rPr>
+              <w:t>Tarea</w:t>
+            </w:r>
+          </w:p>
+        </w:tc>
+        <w:tc>
+          <w:tcPr>
+            <w:tcW w:type="dxa" w:w="3969"/>
+            <w:shd w:val="clear" w:color="auto" w:fill="1A1A1A"/>
+            <w:tcMar>
+              <w:top w:w="70" w:type="dxa"/>
+              <w:left w:w="90" w:type="dxa"/>
+              <w:bottom w:w="70" w:type="dxa"/>
+              <w:right w:w="90" w:type="dxa"/>
+            </w:tcMar>
+          </w:tcPr>
+          <w:p>
+            <w:pPr>
+              <w:spacing w:after="0" w:before="0" w:line="240" w:lineRule="auto"/>
+              <w:jc w:val="left"/>
+            </w:pPr>
+            <w:r>
+              <w:rPr>
+                <w:rFonts w:ascii="Calibri" w:hAnsi="Calibri" w:eastAsia="Calibri"/>
+                <w:b/>
+                <w:color w:val="FFFFFF"/>
+                <w:sz w:val="17"/>
+              </w:rPr>
+              <w:t>Qué hizo la IA</w:t>
+            </w:r>
+          </w:p>
+        </w:tc>
+        <w:tc>
+          <w:tcPr>
+            <w:tcW w:type="dxa" w:w="3458"/>
+            <w:shd w:val="clear" w:color="auto" w:fill="1A1A1A"/>
+            <w:tcMar>
+              <w:top w:w="70" w:type="dxa"/>
+              <w:left w:w="90" w:type="dxa"/>
+              <w:bottom w:w="70" w:type="dxa"/>
+              <w:right w:w="90" w:type="dxa"/>
+            </w:tcMar>
+          </w:tcPr>
+          <w:p>
+            <w:pPr>
+              <w:spacing w:after="0" w:before="0" w:line="240" w:lineRule="auto"/>
+              <w:jc w:val="left"/>
+            </w:pPr>
+            <w:r>
+              <w:rPr>
+                <w:rFonts w:ascii="Calibri" w:hAnsi="Calibri" w:eastAsia="Calibri"/>
+                <w:b/>
+                <w:color w:val="FFFFFF"/>
+                <w:sz w:val="17"/>
+              </w:rPr>
+              <w:t>Qué debe revisar o decidir una persona</w:t>
+            </w:r>
+          </w:p>
+        </w:tc>
+      </w:tr>
+      <w:tr>
+        <w:trPr>
+          <w:cantSplit/>
+        </w:trPr>
+        <w:tc>
+          <w:tcPr>
+            <w:tcW w:type="dxa" w:w="1928"/>
+            <w:tcMar>
+              <w:top w:w="60" w:type="dxa"/>
+              <w:left w:w="90" w:type="dxa"/>
+              <w:bottom w:w="60" w:type="dxa"/>
+              <w:right w:w="90" w:type="dxa"/>
+            </w:tcMar>
+            <w:vAlign w:val="center"/>
+          </w:tcPr>
+          <w:p>
+            <w:pPr>
+              <w:spacing w:after="0" w:before="0" w:line="240" w:lineRule="auto"/>
+              <w:jc w:val="left"/>
+            </w:pPr>
+            <w:r>
+              <w:rPr>
+                <w:rFonts w:ascii="Calibri" w:hAnsi="Calibri" w:eastAsia="Calibri"/>
+                <w:b/>
+                <w:sz w:val="17"/>
+              </w:rPr>
+              <w:t>Datos y cálculos</w:t>
+            </w:r>
+          </w:p>
+        </w:tc>
+        <w:tc>
+          <w:tcPr>
+            <w:tcW w:type="dxa" w:w="3969"/>
+            <w:tcMar>
+              <w:top w:w="60" w:type="dxa"/>
+              <w:left w:w="90" w:type="dxa"/>
+              <w:bottom w:w="60" w:type="dxa"/>
+              <w:right w:w="90" w:type="dxa"/>
+            </w:tcMar>
+            <w:vAlign w:val="center"/>
+          </w:tcPr>
+          <w:p>
+            <w:pPr>
+              <w:spacing w:after="0" w:before="0" w:line="240" w:lineRule="auto"/>
+              <w:jc w:val="left"/>
+            </w:pPr>
+            <w:r>
+              <w:rPr>
+                <w:rFonts w:ascii="Calibri" w:hAnsi="Calibri" w:eastAsia="Calibri"/>
+                <w:sz w:val="17"/>
+              </w:rPr>
+              <w:t>Limpió la base y calculó promedios, porcentajes, comparaciones y gráficos con código (Python) guardado en la carpeta `src` del repositorio.</w:t>
+            </w:r>
+          </w:p>
+        </w:tc>
+        <w:tc>
+          <w:tcPr>
+            <w:tcW w:type="dxa" w:w="3458"/>
+            <w:tcMar>
+              <w:top w:w="60" w:type="dxa"/>
+              <w:left w:w="90" w:type="dxa"/>
+              <w:bottom w:w="60" w:type="dxa"/>
+              <w:right w:w="90" w:type="dxa"/>
+            </w:tcMar>
+            <w:vAlign w:val="center"/>
+          </w:tcPr>
+          <w:p>
+            <w:pPr>
+              <w:spacing w:after="0" w:before="0" w:line="240" w:lineRule="auto"/>
+              <w:jc w:val="left"/>
+            </w:pPr>
+            <w:r>
+              <w:rPr>
+                <w:rFonts w:ascii="Calibri" w:hAnsi="Calibri" w:eastAsia="Calibri"/>
+                <w:sz w:val="17"/>
+              </w:rPr>
+              <w:t>Revisar los scripts y repetir los cálculos ante cualquier duda. Los resultados son reproducibles.</w:t>
+            </w:r>
+          </w:p>
+        </w:tc>
+      </w:tr>
+      <w:tr>
+        <w:trPr>
+          <w:cantSplit/>
+        </w:trPr>
+        <w:tc>
+          <w:tcPr>
+            <w:tcW w:type="dxa" w:w="1928"/>
+            <w:shd w:val="clear" w:color="auto" w:fill="EEEEEE"/>
+            <w:tcMar>
+              <w:top w:w="60" w:type="dxa"/>
+              <w:left w:w="90" w:type="dxa"/>
+              <w:bottom w:w="60" w:type="dxa"/>
+              <w:right w:w="90" w:type="dxa"/>
+            </w:tcMar>
+            <w:vAlign w:val="center"/>
+          </w:tcPr>
+          <w:p>
+            <w:pPr>
+              <w:spacing w:after="0" w:before="0" w:line="240" w:lineRule="auto"/>
+              <w:jc w:val="left"/>
+            </w:pPr>
+            <w:r>
+              <w:rPr>
+                <w:rFonts w:ascii="Calibri" w:hAnsi="Calibri" w:eastAsia="Calibri"/>
+                <w:b/>
+                <w:sz w:val="17"/>
+              </w:rPr>
+              <w:t>Tarea específica de este documento</w:t>
+            </w:r>
+          </w:p>
+        </w:tc>
+        <w:tc>
+          <w:tcPr>
+            <w:tcW w:type="dxa" w:w="3969"/>
+            <w:shd w:val="clear" w:color="auto" w:fill="EEEEEE"/>
+            <w:tcMar>
+              <w:top w:w="60" w:type="dxa"/>
+              <w:left w:w="90" w:type="dxa"/>
+              <w:bottom w:w="60" w:type="dxa"/>
+              <w:right w:w="90" w:type="dxa"/>
+            </w:tcMar>
+            <w:vAlign w:val="center"/>
+          </w:tcPr>
+          <w:p>
+            <w:pPr>
+              <w:spacing w:after="0" w:before="0" w:line="240" w:lineRule="auto"/>
+              <w:jc w:val="left"/>
+            </w:pPr>
+            <w:r>
+              <w:rPr>
+                <w:rFonts w:ascii="Calibri" w:hAnsi="Calibri" w:eastAsia="Calibri"/>
+                <w:sz w:val="17"/>
+              </w:rPr>
+              <w:t>Buscar y resumir estudios, compararlos con los resultados de La Puerta y redactar el texto en lenguaje cotidiano.</w:t>
+            </w:r>
+          </w:p>
+        </w:tc>
+        <w:tc>
+          <w:tcPr>
+            <w:tcW w:type="dxa" w:w="3458"/>
+            <w:shd w:val="clear" w:color="auto" w:fill="EEEEEE"/>
+            <w:tcMar>
+              <w:top w:w="60" w:type="dxa"/>
+              <w:left w:w="90" w:type="dxa"/>
+              <w:bottom w:w="60" w:type="dxa"/>
+              <w:right w:w="90" w:type="dxa"/>
+            </w:tcMar>
+            <w:vAlign w:val="center"/>
+          </w:tcPr>
+          <w:p>
+            <w:pPr>
+              <w:spacing w:after="0" w:before="0" w:line="240" w:lineRule="auto"/>
+              <w:jc w:val="left"/>
+            </w:pPr>
+            <w:r>
+              <w:rPr>
+                <w:rFonts w:ascii="Calibri" w:hAnsi="Calibri" w:eastAsia="Calibri"/>
+                <w:sz w:val="17"/>
+              </w:rPr>
+              <w:t>Validar que el enfoque y las conclusiones correspondan al propósito del proyecto.</w:t>
+            </w:r>
+          </w:p>
+        </w:tc>
+      </w:tr>
+      <w:tr>
+        <w:trPr>
+          <w:cantSplit/>
+        </w:trPr>
+        <w:tc>
+          <w:tcPr>
+            <w:tcW w:type="dxa" w:w="1928"/>
+            <w:tcMar>
+              <w:top w:w="60" w:type="dxa"/>
+              <w:left w:w="90" w:type="dxa"/>
+              <w:bottom w:w="60" w:type="dxa"/>
+              <w:right w:w="90" w:type="dxa"/>
+            </w:tcMar>
+            <w:vAlign w:val="center"/>
+          </w:tcPr>
+          <w:p>
+            <w:pPr>
+              <w:spacing w:after="0" w:before="0" w:line="240" w:lineRule="auto"/>
+              <w:jc w:val="left"/>
+            </w:pPr>
+            <w:r>
+              <w:rPr>
+                <w:rFonts w:ascii="Calibri" w:hAnsi="Calibri" w:eastAsia="Calibri"/>
+                <w:b/>
+                <w:sz w:val="17"/>
+              </w:rPr>
+              <w:t>Respuestas abiertas</w:t>
+            </w:r>
+          </w:p>
+        </w:tc>
+        <w:tc>
+          <w:tcPr>
+            <w:tcW w:type="dxa" w:w="3969"/>
+            <w:tcMar>
+              <w:top w:w="60" w:type="dxa"/>
+              <w:left w:w="90" w:type="dxa"/>
+              <w:bottom w:w="60" w:type="dxa"/>
+              <w:right w:w="90" w:type="dxa"/>
+            </w:tcMar>
+            <w:vAlign w:val="center"/>
+          </w:tcPr>
+          <w:p>
+            <w:pPr>
+              <w:spacing w:after="0" w:before="0" w:line="240" w:lineRule="auto"/>
+              <w:jc w:val="left"/>
+            </w:pPr>
+            <w:r>
+              <w:rPr>
+                <w:rFonts w:ascii="Calibri" w:hAnsi="Calibri" w:eastAsia="Calibri"/>
+                <w:sz w:val="17"/>
+              </w:rPr>
+              <w:t>Las agrupó por temas de forma automática (clasificación preliminar).</w:t>
+            </w:r>
+          </w:p>
+        </w:tc>
+        <w:tc>
+          <w:tcPr>
+            <w:tcW w:type="dxa" w:w="3458"/>
+            <w:tcMar>
+              <w:top w:w="60" w:type="dxa"/>
+              <w:left w:w="90" w:type="dxa"/>
+              <w:bottom w:w="60" w:type="dxa"/>
+              <w:right w:w="90" w:type="dxa"/>
+            </w:tcMar>
+            <w:vAlign w:val="center"/>
+          </w:tcPr>
+          <w:p>
+            <w:pPr>
+              <w:spacing w:after="0" w:before="0" w:line="240" w:lineRule="auto"/>
+              <w:jc w:val="left"/>
+            </w:pPr>
+            <w:r>
+              <w:rPr>
+                <w:rFonts w:ascii="Calibri" w:hAnsi="Calibri" w:eastAsia="Calibri"/>
+                <w:sz w:val="17"/>
+              </w:rPr>
+              <w:t>Doble lectura humana y libro de códigos antes de citar conteos.</w:t>
+            </w:r>
+          </w:p>
+        </w:tc>
+      </w:tr>
+      <w:tr>
+        <w:trPr>
+          <w:cantSplit/>
+        </w:trPr>
+        <w:tc>
+          <w:tcPr>
+            <w:tcW w:type="dxa" w:w="1928"/>
+            <w:shd w:val="clear" w:color="auto" w:fill="EEEEEE"/>
+            <w:tcMar>
+              <w:top w:w="60" w:type="dxa"/>
+              <w:left w:w="90" w:type="dxa"/>
+              <w:bottom w:w="60" w:type="dxa"/>
+              <w:right w:w="90" w:type="dxa"/>
+            </w:tcMar>
+            <w:vAlign w:val="center"/>
+          </w:tcPr>
+          <w:p>
+            <w:pPr>
+              <w:spacing w:after="0" w:before="0" w:line="240" w:lineRule="auto"/>
+              <w:jc w:val="left"/>
+            </w:pPr>
+            <w:r>
+              <w:rPr>
+                <w:rFonts w:ascii="Calibri" w:hAnsi="Calibri" w:eastAsia="Calibri"/>
+                <w:b/>
+                <w:sz w:val="17"/>
+              </w:rPr>
+              <w:t>Redacción y diseño</w:t>
+            </w:r>
+          </w:p>
+        </w:tc>
+        <w:tc>
+          <w:tcPr>
+            <w:tcW w:type="dxa" w:w="3969"/>
+            <w:shd w:val="clear" w:color="auto" w:fill="EEEEEE"/>
+            <w:tcMar>
+              <w:top w:w="60" w:type="dxa"/>
+              <w:left w:w="90" w:type="dxa"/>
+              <w:bottom w:w="60" w:type="dxa"/>
+              <w:right w:w="90" w:type="dxa"/>
+            </w:tcMar>
+            <w:vAlign w:val="center"/>
+          </w:tcPr>
+          <w:p>
+            <w:pPr>
+              <w:spacing w:after="0" w:before="0" w:line="240" w:lineRule="auto"/>
+              <w:jc w:val="left"/>
+            </w:pPr>
+            <w:r>
+              <w:rPr>
+                <w:rFonts w:ascii="Calibri" w:hAnsi="Calibri" w:eastAsia="Calibri"/>
+                <w:sz w:val="17"/>
+              </w:rPr>
+              <w:t>Redactó, organizó y diseñó tablas, gráficos, diagramas e infografías (ilustraciones propias, sin fotografías de personas).</w:t>
+            </w:r>
+          </w:p>
+        </w:tc>
+        <w:tc>
+          <w:tcPr>
+            <w:tcW w:type="dxa" w:w="3458"/>
+            <w:shd w:val="clear" w:color="auto" w:fill="EEEEEE"/>
+            <w:tcMar>
+              <w:top w:w="60" w:type="dxa"/>
+              <w:left w:w="90" w:type="dxa"/>
+              <w:bottom w:w="60" w:type="dxa"/>
+              <w:right w:w="90" w:type="dxa"/>
+            </w:tcMar>
+            <w:vAlign w:val="center"/>
+          </w:tcPr>
+          <w:p>
+            <w:pPr>
+              <w:spacing w:after="0" w:before="0" w:line="240" w:lineRule="auto"/>
+              <w:jc w:val="left"/>
+            </w:pPr>
+            <w:r>
+              <w:rPr>
+                <w:rFonts w:ascii="Calibri" w:hAnsi="Calibri" w:eastAsia="Calibri"/>
+                <w:sz w:val="17"/>
+              </w:rPr>
+              <w:t>Revisar el tono, el contenido y la adecuación institucional (por ejemplo, insertar el logo oficial).</w:t>
+            </w:r>
+          </w:p>
+        </w:tc>
+      </w:tr>
+      <w:tr>
+        <w:trPr>
+          <w:cantSplit/>
+        </w:trPr>
+        <w:tc>
+          <w:tcPr>
+            <w:tcW w:type="dxa" w:w="1928"/>
+            <w:tcMar>
+              <w:top w:w="60" w:type="dxa"/>
+              <w:left w:w="90" w:type="dxa"/>
+              <w:bottom w:w="60" w:type="dxa"/>
+              <w:right w:w="90" w:type="dxa"/>
+            </w:tcMar>
+            <w:vAlign w:val="center"/>
+          </w:tcPr>
+          <w:p>
+            <w:pPr>
+              <w:spacing w:after="0" w:before="0" w:line="240" w:lineRule="auto"/>
+              <w:jc w:val="left"/>
+            </w:pPr>
+            <w:r>
+              <w:rPr>
+                <w:rFonts w:ascii="Calibri" w:hAnsi="Calibri" w:eastAsia="Calibri"/>
+                <w:b/>
+                <w:sz w:val="17"/>
+              </w:rPr>
+              <w:t>Bibliografía</w:t>
+            </w:r>
+          </w:p>
+        </w:tc>
+        <w:tc>
+          <w:tcPr>
+            <w:tcW w:type="dxa" w:w="3969"/>
+            <w:tcMar>
+              <w:top w:w="60" w:type="dxa"/>
+              <w:left w:w="90" w:type="dxa"/>
+              <w:bottom w:w="60" w:type="dxa"/>
+              <w:right w:w="90" w:type="dxa"/>
+            </w:tcMar>
+            <w:vAlign w:val="center"/>
+          </w:tcPr>
+          <w:p>
+            <w:pPr>
+              <w:spacing w:after="0" w:before="0" w:line="240" w:lineRule="auto"/>
+              <w:jc w:val="left"/>
+            </w:pPr>
+            <w:r>
+              <w:rPr>
+                <w:rFonts w:ascii="Calibri" w:hAnsi="Calibri" w:eastAsia="Calibri"/>
+                <w:sz w:val="17"/>
+              </w:rPr>
+              <w:t>Seleccionó las referencias a partir de su conocimiento de la literatura y, cuando se indica, de resúmenes encontrados en la web.</w:t>
+            </w:r>
+          </w:p>
+        </w:tc>
+        <w:tc>
+          <w:tcPr>
+            <w:tcW w:type="dxa" w:w="3458"/>
+            <w:tcMar>
+              <w:top w:w="60" w:type="dxa"/>
+              <w:left w:w="90" w:type="dxa"/>
+              <w:bottom w:w="60" w:type="dxa"/>
+              <w:right w:w="90" w:type="dxa"/>
+            </w:tcMar>
+            <w:vAlign w:val="center"/>
+          </w:tcPr>
+          <w:p>
+            <w:pPr>
+              <w:spacing w:after="0" w:before="0" w:line="240" w:lineRule="auto"/>
+              <w:jc w:val="left"/>
+            </w:pPr>
+            <w:r>
+              <w:rPr>
+                <w:rFonts w:ascii="Calibri" w:hAnsi="Calibri" w:eastAsia="Calibri"/>
+                <w:sz w:val="17"/>
+              </w:rPr>
+              <w:t>Verificar autores, volumen, páginas y DOI en la fuente antes de publicar. Lo no verificado está marcado.</w:t>
+            </w:r>
+          </w:p>
+        </w:tc>
+      </w:tr>
+      <w:tr>
+        <w:trPr>
+          <w:cantSplit/>
+        </w:trPr>
+        <w:tc>
+          <w:tcPr>
+            <w:tcW w:type="dxa" w:w="1928"/>
+            <w:shd w:val="clear" w:color="auto" w:fill="EEEEEE"/>
+            <w:tcMar>
+              <w:top w:w="60" w:type="dxa"/>
+              <w:left w:w="90" w:type="dxa"/>
+              <w:bottom w:w="60" w:type="dxa"/>
+              <w:right w:w="90" w:type="dxa"/>
+            </w:tcMar>
+            <w:vAlign w:val="center"/>
+          </w:tcPr>
+          <w:p>
+            <w:pPr>
+              <w:spacing w:after="0" w:before="0" w:line="240" w:lineRule="auto"/>
+              <w:jc w:val="left"/>
+            </w:pPr>
+            <w:r>
+              <w:rPr>
+                <w:rFonts w:ascii="Calibri" w:hAnsi="Calibri" w:eastAsia="Calibri"/>
+                <w:b/>
+                <w:sz w:val="17"/>
+              </w:rPr>
+              <w:t>Datos personales</w:t>
+            </w:r>
+          </w:p>
+        </w:tc>
+        <w:tc>
+          <w:tcPr>
+            <w:tcW w:type="dxa" w:w="3969"/>
+            <w:shd w:val="clear" w:color="auto" w:fill="EEEEEE"/>
+            <w:tcMar>
+              <w:top w:w="60" w:type="dxa"/>
+              <w:left w:w="90" w:type="dxa"/>
+              <w:bottom w:w="60" w:type="dxa"/>
+              <w:right w:w="90" w:type="dxa"/>
+            </w:tcMar>
+            <w:vAlign w:val="center"/>
+          </w:tcPr>
+          <w:p>
+            <w:pPr>
+              <w:spacing w:after="0" w:before="0" w:line="240" w:lineRule="auto"/>
+              <w:jc w:val="left"/>
+            </w:pPr>
+            <w:r>
+              <w:rPr>
+                <w:rFonts w:ascii="Calibri" w:hAnsi="Calibri" w:eastAsia="Calibri"/>
+                <w:sz w:val="17"/>
+              </w:rPr>
+              <w:t>No se incluyeron nombres, correos ni códigos de estudiantes; las citas textuales son anónimas.</w:t>
+            </w:r>
+          </w:p>
+        </w:tc>
+        <w:tc>
+          <w:tcPr>
+            <w:tcW w:type="dxa" w:w="3458"/>
+            <w:shd w:val="clear" w:color="auto" w:fill="EEEEEE"/>
+            <w:tcMar>
+              <w:top w:w="60" w:type="dxa"/>
+              <w:left w:w="90" w:type="dxa"/>
+              <w:bottom w:w="60" w:type="dxa"/>
+              <w:right w:w="90" w:type="dxa"/>
+            </w:tcMar>
+            <w:vAlign w:val="center"/>
+          </w:tcPr>
+          <w:p>
+            <w:pPr>
+              <w:spacing w:after="0" w:before="0" w:line="240" w:lineRule="auto"/>
+              <w:jc w:val="left"/>
+            </w:pPr>
+            <w:r>
+              <w:rPr>
+                <w:rFonts w:ascii="Calibri" w:hAnsi="Calibri" w:eastAsia="Calibri"/>
+                <w:sz w:val="17"/>
+              </w:rPr>
+              <w:t>Mantener la confidencialidad al difundir.</w:t>
+            </w:r>
+          </w:p>
+        </w:tc>
+      </w:tr>
+    </w:tbl>
+    <w:p>
+      <w:pPr>
+        <w:spacing w:after="240" w:line="240" w:lineRule="auto"/>
+      </w:pPr>
+      <w:r>
+        <w:rPr>
+          <w:sz w:val="8"/>
+        </w:rPr>
+        <w:t xml:space="preserve"> </w:t>
+      </w:r>
+    </w:p>
     <w:tbl>
       <w:tblPr>
         <w:tblW w:type="dxa" w:w="9355"/>
@@ -7017,7 +7734,7 @@
                 <w:color w:val="1A1A1A"/>
                 <w:sz w:val="21"/>
               </w:rPr>
-              <w:t>Este documento se elaboró con apoyo de Inteligencia Artificial</w:t>
+              <w:t>Responsabilidad</w:t>
             </w:r>
           </w:p>
           <w:p>
@@ -7030,7 +7747,7 @@
                 <w:rFonts w:ascii="Calibri" w:hAnsi="Calibri" w:eastAsia="Calibri"/>
                 <w:sz w:val="20"/>
               </w:rPr>
-              <w:t xml:space="preserve">Se utilizó </w:t>
+              <w:t xml:space="preserve">La IA </w:t>
             </w:r>
             <w:r>
               <w:rPr>
@@ -7038,35 +7755,14 @@
                 <w:b/>
                 <w:sz w:val="20"/>
               </w:rPr>
-              <w:t>Claude (Anthropic), modelo de IA generativa</w:t>
+              <w:t>no reemplaza el juicio experto</w:t>
             </w:r>
             <w:r>
               <w:rPr>
                 <w:rFonts w:ascii="Calibri" w:hAnsi="Calibri" w:eastAsia="Calibri"/>
                 <w:sz w:val="20"/>
               </w:rPr>
-              <w:t>, como herramienta de apoyo para: (1) limpiar y calcular los resultados de la base de datos con código reproducible; (2) buscar y resumir estudios, compararlos con los resultados de La Puerta y redactar el texto en lenguaje cotidiano; (3) redactar, organizar y diseñar los gráficos y diagramas; y (4) clasificar preliminarmente las respuestas abiertas por temas.</w:t>
-            </w:r>
-          </w:p>
-          <w:p>
-            <w:pPr>
-              <w:spacing w:after="60" w:before="0" w:line="276" w:lineRule="auto"/>
-              <w:jc w:val="left"/>
-            </w:pPr>
-            <w:r>
-              <w:rPr>
-                <w:rFonts w:ascii="Calibri" w:hAnsi="Calibri" w:eastAsia="Calibri"/>
-                <w:b/>
-                <w:sz w:val="20"/>
-              </w:rPr>
-              <w:t>La IA no reemplaza el juicio experto.</w:t>
-            </w:r>
-            <w:r>
-              <w:rPr>
-                <w:rFonts w:ascii="Calibri" w:hAnsi="Calibri" w:eastAsia="Calibri"/>
-                <w:sz w:val="20"/>
-              </w:rPr>
-              <w:t xml:space="preserve"> La codificación temática automática es preliminar y debe ser validada por una persona (idealmente con doble codificación). Las interpretaciones, decisiones y recomendaciones deben ser revisadas y asumidas por el equipo responsable del Proyecto La Puerta antes de su difusión institucional.</w:t>
+              <w:t xml:space="preserve"> ni asume responsabilidad por las decisiones. Las interpretaciones y recomendaciones deben ser revisadas y asumidas por el equipo responsable del Proyecto La Puerta antes de su difusión institucional.</w:t>
             </w:r>
           </w:p>
           <w:p>
@@ -7079,7 +7775,7 @@
                 <w:rFonts w:ascii="Calibri" w:hAnsi="Calibri" w:eastAsia="Calibri"/>
                 <w:sz w:val="20"/>
               </w:rPr>
-              <w:t>No se incluyeron nombres, correos ni códigos de estudiantes. Las citas textuales son anónimas.</w:t>
+              <w:t>Si algún dato de este documento no coincide con las fuentes, prevalecen las fuentes originales.</w:t>
             </w:r>
           </w:p>
         </w:tc>

--- a/La_Puerta_Informes/informes/I_Estudio_Paralelo_Investigacion.docx
+++ b/La_Puerta_Informes/informes/I_Estudio_Paralelo_Investigacion.docx
@@ -1606,7 +1606,7 @@
                 <w:rFonts w:ascii="Calibri" w:hAnsi="Calibri" w:eastAsia="Calibri"/>
                 <w:sz w:val="20"/>
               </w:rPr>
-              <w:t xml:space="preserve"> revisar los resúmenes de cinco estudios de otros países (más una revisión sobre pasantías técnicas, que no pudimos confirmar) y comparar sus resultados con los nuestros.</w:t>
+              <w:t xml:space="preserve"> revisar los resúmenes de cinco estudios y una revisión de otros países y comparar sus resultados con los nuestros.</w:t>
             </w:r>
           </w:p>
           <w:p>
@@ -2186,7 +2186,7 @@
                 <w:rFonts w:ascii="Calibri" w:hAnsi="Calibri" w:eastAsia="Calibri"/>
                 <w:sz w:val="20"/>
               </w:rPr>
-              <w:t xml:space="preserve">Un estudio con 346 estudiantes de enseñanza media técnica en Portugal (Gamboa y otros, 2013) midió seis rasgos de una práctica: autonomía, retroalimentación de colegas, apoyo social, oportunidades de aprender, formación y apoyo del supervisor. Casi todos predijeron cuánto exploraron su futura carrera los estudiantes, es decir, </w:t>
+              <w:t xml:space="preserve">Un estudio con 346 estudiantes de enseñanza media (12.º grado) en Portugal (Gamboa y otros, 2013), medidos antes y después de su práctica, midió seis rasgos de una práctica: autonomía, retroalimentación de colegas, apoyo social, oportunidades de aprender, formación y apoyo del supervisor. Casi todos predijeron cuánto exploraron su futura carrera los estudiantes (con efectos de tamaño pequeño a moderado), es decir, </w:t>
             </w:r>
             <w:r>
               <w:rPr>
@@ -2764,7 +2764,7 @@
                 <w:rFonts w:ascii="Calibri" w:hAnsi="Calibri" w:eastAsia="Calibri"/>
                 <w:sz w:val="20"/>
               </w:rPr>
-              <w:t>. En el estudio grande de Australia (Jackson y Dean, 2023), las actividades que no ocurren en una empresa fueron mejores para desarrollar el trabajo en equipo y la colaboración, y las prácticas en empresas, para sentirse preparado en general.</w:t>
+              <w:t>. Es un trabajo de conferencia no arbitrado y de un solo curso. En el estudio grande de Australia (Jackson y Dean, 2023), las actividades que no ocurren en una empresa fueron mejores para desarrollar el trabajo en equipo y la colaboración, y las prácticas en empresas, para sentirse preparado en general.</w:t>
             </w:r>
           </w:p>
         </w:tc>
@@ -3068,7 +3068,7 @@
                 <w:rFonts w:ascii="Calibri" w:hAnsi="Calibri" w:eastAsia="Calibri"/>
                 <w:sz w:val="20"/>
               </w:rPr>
-              <w:t xml:space="preserve">Casi todos los estudios revisados miden también la percepción: el estudio de Australia (Jackson y Dean, 2023) trabaja con la sensación de estar preparado; el de ingeniería (Jollands, 2017) mide la confianza; y los otros miden exploración o adaptabilidad según los propios estudiantes. Un resumen de estudios sobre pasantías en carreras técnicas señala además que </w:t>
+              <w:t xml:space="preserve">Casi todos los estudios revisados miden también la percepción: el estudio de Australia (Jackson y Dean, 2023) trabaja con la sensación de estar preparado; el de ingeniería (Jollands, 2017) mide la confianza; y los otros miden exploración o adaptabilidad según los propios estudiantes. Una revisión de 23 artículos (2009–2023) sobre pasantías y empleabilidad de estudiantes técnicos (Pianda y otros, 2024) señala además que </w:t>
             </w:r>
             <w:r>
               <w:rPr>
@@ -3076,7 +3076,7 @@
                 <w:b/>
                 <w:sz w:val="20"/>
               </w:rPr>
-              <w:t>aún hay pocas revisiones</w:t>
+              <w:t>aún hay poca investigación y pocas revisiones</w:t>
             </w:r>
             <w:r>
               <w:rPr>
@@ -4177,7 +4177,7 @@
                 <w:rFonts w:ascii="Calibri" w:hAnsi="Calibri" w:eastAsia="Calibri"/>
                 <w:sz w:val="17"/>
               </w:rPr>
-              <w:t>La red depende de la suerte (quién conoce a alguien). Quienes no han practicado (6 de cada 10) siguen sin experiencias que contar.</w:t>
+              <w:t>La red depende de la suerte (quién conoce a alguien). 6 de cada 10 estudiantes nunca han hecho una práctica y siguen sin esa vivencia.</w:t>
             </w:r>
           </w:p>
         </w:tc>
@@ -6039,7 +6039,7 @@
           <w:color w:val="666666"/>
           <w:sz w:val="20"/>
         </w:rPr>
-        <w:t xml:space="preserve">Referencias en formato APA 7, ordenadas alfabéticamente. Las cinco primeras son estudios revisados </w:t>
+        <w:t xml:space="preserve">Referencias en formato APA 7, ordenadas alfabéticamente. Las seis primeras son estudios revisados </w:t>
       </w:r>
       <w:r>
         <w:rPr>
@@ -6048,7 +6048,7 @@
           <w:color w:val="666666"/>
           <w:sz w:val="20"/>
         </w:rPr>
-        <w:t>a través de sus resúmenes</w:t>
+        <w:t>a través de sus resúmenes y registros bibliográficos en línea</w:t>
       </w:r>
       <w:r>
         <w:rPr>
@@ -6057,37 +6057,6 @@
           <w:sz w:val="20"/>
         </w:rPr>
         <w:t>; los datos marcados con [por confirmar] deben verificarse en la fuente. Las demás son referencias de apoyo, no verificadas en línea durante esta sesión.</w:t>
-      </w:r>
-    </w:p>
-    <w:p>
-      <w:pPr>
-        <w:spacing w:after="100" w:line="276" w:lineRule="auto"/>
-        <w:ind w:left="567" w:hanging="567"/>
-        <w:jc w:val="left"/>
-      </w:pPr>
-      <w:r>
-        <w:rPr>
-          <w:rFonts w:ascii="Calibri" w:hAnsi="Calibri"/>
-          <w:i w:val="0"/>
-          <w:sz w:val="21"/>
-        </w:rPr>
-        <w:t xml:space="preserve">Bandura, A. (1997). </w:t>
-      </w:r>
-      <w:r>
-        <w:rPr>
-          <w:rFonts w:ascii="Calibri" w:hAnsi="Calibri"/>
-          <w:i/>
-          <w:sz w:val="21"/>
-        </w:rPr>
-        <w:t>Self-efficacy: The exercise of control</w:t>
-      </w:r>
-      <w:r>
-        <w:rPr>
-          <w:rFonts w:ascii="Calibri" w:hAnsi="Calibri"/>
-          <w:i w:val="0"/>
-          <w:sz w:val="21"/>
-        </w:rPr>
-        <w:t>. W. H. Freeman.</w:t>
       </w:r>
     </w:p>
     <w:p>
@@ -6149,7 +6118,131 @@
           <w:i w:val="0"/>
           <w:sz w:val="21"/>
         </w:rPr>
-        <w:t>, 78–87. https://doi.org/10.1016/j.jvb.2013.02.009 [autoría y datos inferidos por coincidencia de título y diseño; por confirmar]</w:t>
+        <w:t>(1), 78–87. https://doi.org/10.1016/j.jvb.2013.02.009</w:t>
+      </w:r>
+    </w:p>
+    <w:p>
+      <w:pPr>
+        <w:spacing w:after="100" w:line="276" w:lineRule="auto"/>
+        <w:ind w:left="567" w:hanging="567"/>
+        <w:jc w:val="left"/>
+      </w:pPr>
+      <w:r>
+        <w:rPr>
+          <w:rFonts w:ascii="Calibri" w:hAnsi="Calibri"/>
+          <w:i w:val="0"/>
+          <w:sz w:val="21"/>
+        </w:rPr>
+        <w:t xml:space="preserve">Jackson, D., &amp; Dean, B. A. (2023). The contribution of different types of work-integrated learning to graduate employability. </w:t>
+      </w:r>
+      <w:r>
+        <w:rPr>
+          <w:rFonts w:ascii="Calibri" w:hAnsi="Calibri"/>
+          <w:i/>
+          <w:sz w:val="21"/>
+        </w:rPr>
+        <w:t>Higher Education Research &amp; Development</w:t>
+      </w:r>
+      <w:r>
+        <w:rPr>
+          <w:rFonts w:ascii="Calibri" w:hAnsi="Calibri"/>
+          <w:i w:val="0"/>
+          <w:sz w:val="21"/>
+        </w:rPr>
+        <w:t>. https://ro.ecu.edu.au/ecuworks2022-2026/651 [volumen, páginas y DOI por confirmar; un agregador indica 10.1080/07294360.2022.2048638]</w:t>
+      </w:r>
+    </w:p>
+    <w:p>
+      <w:pPr>
+        <w:spacing w:after="100" w:line="276" w:lineRule="auto"/>
+        <w:ind w:left="567" w:hanging="567"/>
+        <w:jc w:val="left"/>
+      </w:pPr>
+      <w:r>
+        <w:rPr>
+          <w:rFonts w:ascii="Calibri" w:hAnsi="Calibri"/>
+          <w:i w:val="0"/>
+          <w:sz w:val="21"/>
+        </w:rPr>
+        <w:t xml:space="preserve">Jollands, M. (2017). A non-placement authentic simulated work integrated learning project for final year students. En </w:t>
+      </w:r>
+      <w:r>
+        <w:rPr>
+          <w:rFonts w:ascii="Calibri" w:hAnsi="Calibri"/>
+          <w:i/>
+          <w:sz w:val="21"/>
+        </w:rPr>
+        <w:t>Proceedings of the Australian Conference on Science and Mathematics Education (2016)</w:t>
+      </w:r>
+      <w:r>
+        <w:rPr>
+          <w:rFonts w:ascii="Calibri" w:hAnsi="Calibri"/>
+          <w:i w:val="0"/>
+          <w:sz w:val="21"/>
+        </w:rPr>
+        <w:t xml:space="preserve"> (pp. 170–175). University of Queensland. https://openjournals.library.sydney.edu.au/IISME/article/view/10742 [trabajo no arbitrado]</w:t>
+      </w:r>
+    </w:p>
+    <w:p>
+      <w:pPr>
+        <w:spacing w:after="100" w:line="276" w:lineRule="auto"/>
+        <w:ind w:left="567" w:hanging="567"/>
+        <w:jc w:val="left"/>
+      </w:pPr>
+      <w:r>
+        <w:rPr>
+          <w:rFonts w:ascii="Calibri" w:hAnsi="Calibri"/>
+          <w:i w:val="0"/>
+          <w:sz w:val="21"/>
+        </w:rPr>
+        <w:t xml:space="preserve">Ocampo, A. C., Reyes, M. L., Chen, Y., Restubog, S. L. D., Chih, Y. Y., Chua-Garcia, L., &amp; Guan, P. (2020). The role of internship participation and conscientiousness in developing career adaptability: A five-wave growth mixture model analysis. </w:t>
+      </w:r>
+      <w:r>
+        <w:rPr>
+          <w:rFonts w:ascii="Calibri" w:hAnsi="Calibri"/>
+          <w:i/>
+          <w:sz w:val="21"/>
+        </w:rPr>
+        <w:t>Journal of Vocational Behavior, 120</w:t>
+      </w:r>
+      <w:r>
+        <w:rPr>
+          <w:rFonts w:ascii="Calibri" w:hAnsi="Calibri"/>
+          <w:i w:val="0"/>
+          <w:sz w:val="21"/>
+        </w:rPr>
+        <w:t>, Article 103426. https://doi.org/10.1016/j.jvb.2020.103426</w:t>
+      </w:r>
+    </w:p>
+    <w:p>
+      <w:pPr>
+        <w:spacing w:after="100" w:line="276" w:lineRule="auto"/>
+        <w:ind w:left="567" w:hanging="567"/>
+        <w:jc w:val="left"/>
+      </w:pPr>
+      <w:r>
+        <w:rPr>
+          <w:rFonts w:ascii="Calibri" w:hAnsi="Calibri"/>
+          <w:i w:val="0"/>
+          <w:sz w:val="21"/>
+        </w:rPr>
+        <w:t xml:space="preserve">Pianda, D., Hilmiana, Widianto, S., &amp; Sartika, D. (2024). The impact of internship experience on the employability of vocational students: A bibliometric and systematic review. </w:t>
+      </w:r>
+      <w:r>
+        <w:rPr>
+          <w:rFonts w:ascii="Calibri" w:hAnsi="Calibri"/>
+          <w:i/>
+          <w:sz w:val="21"/>
+        </w:rPr>
+        <w:t>Cogent Business &amp; Management, 11</w:t>
+      </w:r>
+      <w:r>
+        <w:rPr>
+          <w:rFonts w:ascii="Calibri" w:hAnsi="Calibri"/>
+          <w:i w:val="0"/>
+          <w:sz w:val="21"/>
+        </w:rPr>
+        <w:t>(1), Article 2386465. https://doi.org/10.1080/23311975.2024.2386465 [iniciales de autoría por confirmar]</w:t>
       </w:r>
     </w:p>
     <w:p>
@@ -6195,7 +6288,7 @@
           <w:i w:val="0"/>
           <w:sz w:val="21"/>
         </w:rPr>
-        <w:t xml:space="preserve">Jackson, D., &amp; Dean, B. A. (2023). The contribution of different types of work-integrated learning to graduate employability. </w:t>
+        <w:t xml:space="preserve">Bandura, A. (1997). </w:t>
       </w:r>
       <w:r>
         <w:rPr>
@@ -6203,7 +6296,7 @@
           <w:i/>
           <w:sz w:val="21"/>
         </w:rPr>
-        <w:t>Higher Education Research &amp; Development</w:t>
+        <w:t>Self-efficacy: The exercise of control</w:t>
       </w:r>
       <w:r>
         <w:rPr>
@@ -6211,38 +6304,7 @@
           <w:i w:val="0"/>
           <w:sz w:val="21"/>
         </w:rPr>
-        <w:t>. https://ro.ecu.edu.au/ecuworks2022-2026/651 [volumen y páginas por confirmar]</w:t>
-      </w:r>
-    </w:p>
-    <w:p>
-      <w:pPr>
-        <w:spacing w:after="100" w:line="276" w:lineRule="auto"/>
-        <w:ind w:left="567" w:hanging="567"/>
-        <w:jc w:val="left"/>
-      </w:pPr>
-      <w:r>
-        <w:rPr>
-          <w:rFonts w:ascii="Calibri" w:hAnsi="Calibri"/>
-          <w:i w:val="0"/>
-          <w:sz w:val="21"/>
-        </w:rPr>
-        <w:t xml:space="preserve">Jollands, M. (2017). A non-placement authentic simulated work integrated learning project for final year students. En </w:t>
-      </w:r>
-      <w:r>
-        <w:rPr>
-          <w:rFonts w:ascii="Calibri" w:hAnsi="Calibri"/>
-          <w:i/>
-          <w:sz w:val="21"/>
-        </w:rPr>
-        <w:t>Proceedings of the Australian Conference on Science and Mathematics Education (2016)</w:t>
-      </w:r>
-      <w:r>
-        <w:rPr>
-          <w:rFonts w:ascii="Calibri" w:hAnsi="Calibri"/>
-          <w:i w:val="0"/>
-          <w:sz w:val="21"/>
-        </w:rPr>
-        <w:t xml:space="preserve"> (pp. 170–175). University of Queensland. https://openjournals.library.sydney.edu.au/IISME/article/view/10742 [trabajo no arbitrado]</w:t>
+        <w:t>. W. H. Freeman.</w:t>
       </w:r>
     </w:p>
     <w:p>
@@ -6274,37 +6336,6 @@
           <w:sz w:val="21"/>
         </w:rPr>
         <w:t>. Prentice-Hall.</w:t>
-      </w:r>
-    </w:p>
-    <w:p>
-      <w:pPr>
-        <w:spacing w:after="100" w:line="276" w:lineRule="auto"/>
-        <w:ind w:left="567" w:hanging="567"/>
-        <w:jc w:val="left"/>
-      </w:pPr>
-      <w:r>
-        <w:rPr>
-          <w:rFonts w:ascii="Calibri" w:hAnsi="Calibri"/>
-          <w:i w:val="0"/>
-          <w:sz w:val="21"/>
-        </w:rPr>
-        <w:t xml:space="preserve">Ocampo, A. C. G., et al. (2020). The role of internship participation and conscientiousness in developing career adaptability: A five-wave growth mixture model analysis. </w:t>
-      </w:r>
-      <w:r>
-        <w:rPr>
-          <w:rFonts w:ascii="Calibri" w:hAnsi="Calibri"/>
-          <w:i/>
-          <w:sz w:val="21"/>
-        </w:rPr>
-        <w:t>Journal of Vocational Behavior, 120</w:t>
-      </w:r>
-      <w:r>
-        <w:rPr>
-          <w:rFonts w:ascii="Calibri" w:hAnsi="Calibri"/>
-          <w:i w:val="0"/>
-          <w:sz w:val="21"/>
-        </w:rPr>
-        <w:t>, Article 103426. https://doi.org/10.1016/j.jvb.2020.103426 [lista completa de autores por confirmar]</w:t>
       </w:r>
     </w:p>
     <w:p>
@@ -6613,7 +6644,7 @@
                 <w:rFonts w:ascii="Calibri" w:hAnsi="Calibri" w:eastAsia="Calibri"/>
                 <w:sz w:val="17"/>
               </w:rPr>
-              <w:t>Jackson y Dean (2023); una revisión de pasantías en estudiantes técnicos (23 artículos, 2009–2023) por confirmar</w:t>
+              <w:t>Jackson y Dean (2023); Pianda y otros (2024), revisión de 23 artículos sobre pasantías en estudiantes técnicos</w:t>
             </w:r>
           </w:p>
         </w:tc>
@@ -7022,7 +7053,7 @@
                 <w:rFonts w:ascii="Calibri" w:hAnsi="Calibri" w:eastAsia="Calibri"/>
                 <w:sz w:val="17"/>
               </w:rPr>
-              <w:t>Confirmados: Batistic y Tymon (revista, volumen, páginas, DOI); Ocampo y otros (revista, volumen, artículo, DOI). Por confirmar: el resto</w:t>
+              <w:t>Confirmados en registros en línea: Batistic y Tymon (2017); Ocampo y otros (2020, autoría completa); Gamboa y otros (2013, autoría, revista, volumen, páginas, DOI y muestra); Pianda y otros (2024); Jollands (2017, trabajo de conferencia, páginas). Por confirmar: Jackson y Dean (volumen, páginas, DOI) y las iniciales de Pianda y otros</w:t>
             </w:r>
           </w:p>
         </w:tc>
